--- a/03_documentos/06-Questionario-levantamento-cliente.docx
+++ b/03_documentos/06-Questionario-levantamento-cliente.docx
@@ -484,7 +484,7 @@
     </w:tbl>
     <w:p>
       <w:r>
-        <w:t>Para começar, concorda que a Fase 1 apenas leia o Asana, sem alterar nada? ☐ Sim ☐ Não ☐ Quero conversar.</w:t>
+        <w:t>Na Fase 1, vamos operar manualmente no novo sistema, sem conectar ao Asana. A integração será avaliada na Fase 2. Está de acordo? ☐ Sim ☐ Não ☐ Quero conversar.</w:t>
       </w:r>
     </w:p>
     <w:p>
